--- a/Knowledge/3-Work knowledge/1-Software Engineering/2-General Technologies/9-Databases/5-My Source/2-SQL/7-SQL Commands - Administrative Commands/14-SQL Backup DB.docx
+++ b/Knowledge/3-Work knowledge/1-Software Engineering/2-General Technologies/9-Databases/5-My Source/2-SQL/7-SQL Commands - Administrative Commands/14-SQL Backup DB.docx
@@ -232,8 +232,8 @@
         <w:rPr>
           <w:rFonts w:ascii="Roboto Mono" w:hAnsi="Roboto Mono"/>
         </w:rPr>
-        <w:pict w14:anchorId="1CA2D457">
-          <v:rect id="_x0000_i1176" style="width:0;height:1.5pt" o:hralign="center" o:hrstd="t" o:hr="t" fillcolor="#a0a0a0" stroked="f"/>
+        <w:pict w14:anchorId="07AC1719">
+          <v:rect id="_x0000_i1025" style="width:0;height:1.5pt" o:hralign="center" o:hrstd="t" o:hr="t" fillcolor="#a0a0a0" stroked="f"/>
         </w:pict>
       </w:r>
     </w:p>
@@ -418,8 +418,8 @@
         <w:rPr>
           <w:rFonts w:ascii="Roboto Mono" w:hAnsi="Roboto Mono"/>
         </w:rPr>
-        <w:pict w14:anchorId="2DB8CE7F">
-          <v:rect id="_x0000_i1177" style="width:0;height:1.5pt" o:hralign="center" o:hrstd="t" o:hr="t" fillcolor="#a0a0a0" stroked="f"/>
+        <w:pict w14:anchorId="6FFEC503">
+          <v:rect id="_x0000_i1026" style="width:0;height:1.5pt" o:hralign="center" o:hrstd="t" o:hr="t" fillcolor="#a0a0a0" stroked="f"/>
         </w:pict>
       </w:r>
     </w:p>
@@ -431,7 +431,6 @@
         <w:rPr>
           <w:rFonts w:ascii="Segoe UI Emoji" w:hAnsi="Segoe UI Emoji" w:cs="Segoe UI Emoji"/>
         </w:rPr>
-        <w:lastRenderedPageBreak/>
         <w:t>🧠</w:t>
       </w:r>
       <w:r>
@@ -521,7 +520,7 @@
           <w:noProof/>
         </w:rPr>
         <w:drawing>
-          <wp:inline distT="0" distB="0" distL="0" distR="0" wp14:anchorId="7BBCBE58" wp14:editId="01121D49">
+          <wp:inline distT="0" distB="0" distL="0" distR="0" wp14:anchorId="287029CA" wp14:editId="71FFEE44">
             <wp:extent cx="5943600" cy="1125855"/>
             <wp:effectExtent l="0" t="0" r="0" b="0"/>
             <wp:docPr id="1881790027" name="Picture 1"/>
@@ -696,7 +695,7 @@
           <w:noProof/>
         </w:rPr>
         <w:drawing>
-          <wp:inline distT="0" distB="0" distL="0" distR="0" wp14:anchorId="507E6957" wp14:editId="3BF3F8E6">
+          <wp:inline distT="0" distB="0" distL="0" distR="0" wp14:anchorId="02649647" wp14:editId="67E5C0BC">
             <wp:extent cx="5943600" cy="788670"/>
             <wp:effectExtent l="0" t="0" r="0" b="0"/>
             <wp:docPr id="156485024" name="Picture 2"/>
@@ -832,8 +831,8 @@
         <w:rPr>
           <w:rFonts w:ascii="Roboto Mono" w:hAnsi="Roboto Mono"/>
         </w:rPr>
-        <w:pict w14:anchorId="25D69D27">
-          <v:rect id="_x0000_i1178" style="width:0;height:1.5pt" o:hralign="center" o:hrstd="t" o:hr="t" fillcolor="#a0a0a0" stroked="f"/>
+        <w:pict w14:anchorId="1BD9075E">
+          <v:rect id="_x0000_i1027" style="width:0;height:1.5pt" o:hralign="center" o:hrstd="t" o:hr="t" fillcolor="#a0a0a0" stroked="f"/>
         </w:pict>
       </w:r>
     </w:p>
@@ -845,7 +844,6 @@
         <w:rPr>
           <w:rFonts w:ascii="Segoe UI Emoji" w:hAnsi="Segoe UI Emoji" w:cs="Segoe UI Emoji"/>
         </w:rPr>
-        <w:lastRenderedPageBreak/>
         <w:t>📝</w:t>
       </w:r>
       <w:r>
@@ -935,7 +933,7 @@
           <w:noProof/>
         </w:rPr>
         <w:drawing>
-          <wp:inline distT="0" distB="0" distL="0" distR="0" wp14:anchorId="2EC1353F" wp14:editId="44FE1D07">
+          <wp:inline distT="0" distB="0" distL="0" distR="0" wp14:anchorId="741FED2C" wp14:editId="07DAB204">
             <wp:extent cx="5943600" cy="1609090"/>
             <wp:effectExtent l="0" t="0" r="0" b="0"/>
             <wp:docPr id="2041293039" name="Picture 3"/>
@@ -1245,8 +1243,8 @@
         <w:rPr>
           <w:rFonts w:ascii="Roboto Mono" w:hAnsi="Roboto Mono"/>
         </w:rPr>
-        <w:pict w14:anchorId="3557B1CB">
-          <v:rect id="_x0000_i1179" style="width:0;height:1.5pt" o:hralign="center" o:hrstd="t" o:hr="t" fillcolor="#a0a0a0" stroked="f"/>
+        <w:pict w14:anchorId="6FFC5D9D">
+          <v:rect id="_x0000_i1028" style="width:0;height:1.5pt" o:hralign="center" o:hrstd="t" o:hr="t" fillcolor="#a0a0a0" stroked="f"/>
         </w:pict>
       </w:r>
     </w:p>
@@ -1350,7 +1348,7 @@
           <w:noProof/>
         </w:rPr>
         <w:drawing>
-          <wp:inline distT="0" distB="0" distL="0" distR="0" wp14:anchorId="007EB9B2" wp14:editId="1740DC66">
+          <wp:inline distT="0" distB="0" distL="0" distR="0" wp14:anchorId="6BEBEED6" wp14:editId="55366819">
             <wp:extent cx="5943600" cy="761365"/>
             <wp:effectExtent l="0" t="0" r="0" b="635"/>
             <wp:docPr id="311778678" name="Picture 4"/>
@@ -1448,9 +1446,8 @@
         <w:rPr>
           <w:noProof/>
         </w:rPr>
-        <w:lastRenderedPageBreak/>
         <w:drawing>
-          <wp:inline distT="0" distB="0" distL="0" distR="0" wp14:anchorId="7620BAE5" wp14:editId="0E79E7A9">
+          <wp:inline distT="0" distB="0" distL="0" distR="0" wp14:anchorId="234477B4" wp14:editId="14B0E818">
             <wp:extent cx="5943600" cy="326390"/>
             <wp:effectExtent l="0" t="0" r="0" b="0"/>
             <wp:docPr id="19250407" name="Picture 5"/>
@@ -1522,8 +1519,8 @@
         <w:rPr>
           <w:rFonts w:ascii="Roboto Mono" w:hAnsi="Roboto Mono"/>
         </w:rPr>
-        <w:pict w14:anchorId="004C7D4F">
-          <v:rect id="_x0000_i1180" style="width:0;height:1.5pt" o:hralign="center" o:hrstd="t" o:hr="t" fillcolor="#a0a0a0" stroked="f"/>
+        <w:pict w14:anchorId="3FA04047">
+          <v:rect id="_x0000_i1029" style="width:0;height:1.5pt" o:hralign="center" o:hrstd="t" o:hr="t" fillcolor="#a0a0a0" stroked="f"/>
         </w:pict>
       </w:r>
     </w:p>
@@ -1627,7 +1624,7 @@
           <w:noProof/>
         </w:rPr>
         <w:drawing>
-          <wp:inline distT="0" distB="0" distL="0" distR="0" wp14:anchorId="4DEA2B8E" wp14:editId="4BEB46C9">
+          <wp:inline distT="0" distB="0" distL="0" distR="0" wp14:anchorId="61C4A0EE" wp14:editId="4F5EBDDA">
             <wp:extent cx="5943600" cy="909955"/>
             <wp:effectExtent l="0" t="0" r="0" b="4445"/>
             <wp:docPr id="1272960606" name="Picture 6"/>
@@ -1725,8 +1722,8 @@
         <w:rPr>
           <w:rFonts w:ascii="Roboto Mono" w:hAnsi="Roboto Mono"/>
         </w:rPr>
-        <w:pict w14:anchorId="116FFAE5">
-          <v:rect id="_x0000_i1181" style="width:0;height:1.5pt" o:hralign="center" o:hrstd="t" o:hr="t" fillcolor="#a0a0a0" stroked="f"/>
+        <w:pict w14:anchorId="01CEC188">
+          <v:rect id="_x0000_i1030" style="width:0;height:1.5pt" o:hralign="center" o:hrstd="t" o:hr="t" fillcolor="#a0a0a0" stroked="f"/>
         </w:pict>
       </w:r>
     </w:p>
@@ -1830,7 +1827,7 @@
           <w:noProof/>
         </w:rPr>
         <w:drawing>
-          <wp:inline distT="0" distB="0" distL="0" distR="0" wp14:anchorId="74C89CA2" wp14:editId="09DA7BD7">
+          <wp:inline distT="0" distB="0" distL="0" distR="0" wp14:anchorId="00A6238C" wp14:editId="00AE730D">
             <wp:extent cx="5943600" cy="767715"/>
             <wp:effectExtent l="0" t="0" r="0" b="0"/>
             <wp:docPr id="1554126495" name="Picture 7"/>
@@ -1915,8 +1912,8 @@
         <w:rPr>
           <w:rFonts w:ascii="Roboto Mono" w:hAnsi="Roboto Mono"/>
         </w:rPr>
-        <w:pict w14:anchorId="0FF8E9B4">
-          <v:rect id="_x0000_i1182" style="width:0;height:1.5pt" o:hralign="center" o:hrstd="t" o:hr="t" fillcolor="#a0a0a0" stroked="f"/>
+        <w:pict w14:anchorId="73E33ACC">
+          <v:rect id="_x0000_i1031" style="width:0;height:1.5pt" o:hralign="center" o:hrstd="t" o:hr="t" fillcolor="#a0a0a0" stroked="f"/>
         </w:pict>
       </w:r>
     </w:p>
@@ -2006,7 +2003,6 @@
         <w:rPr>
           <w:rFonts w:ascii="Roboto Mono" w:hAnsi="Roboto Mono"/>
         </w:rPr>
-        <w:lastRenderedPageBreak/>
         <w:t xml:space="preserve">MySQL uses the </w:t>
       </w:r>
       <w:r>
@@ -2035,7 +2031,7 @@
           <w:noProof/>
         </w:rPr>
         <w:drawing>
-          <wp:inline distT="0" distB="0" distL="0" distR="0" wp14:anchorId="52D5A9C8" wp14:editId="4C12CE05">
+          <wp:inline distT="0" distB="0" distL="0" distR="0" wp14:anchorId="3F806E40" wp14:editId="3D1258E3">
             <wp:extent cx="5943600" cy="610870"/>
             <wp:effectExtent l="0" t="0" r="0" b="0"/>
             <wp:docPr id="1386929419" name="Picture 8"/>
@@ -2120,8 +2116,8 @@
         <w:rPr>
           <w:rFonts w:ascii="Roboto Mono" w:hAnsi="Roboto Mono"/>
         </w:rPr>
-        <w:pict w14:anchorId="5B2A5D4F">
-          <v:rect id="_x0000_i1183" style="width:0;height:1.5pt" o:hralign="center" o:hrstd="t" o:hr="t" fillcolor="#a0a0a0" stroked="f"/>
+        <w:pict w14:anchorId="6F538D62">
+          <v:rect id="_x0000_i1032" style="width:0;height:1.5pt" o:hralign="center" o:hrstd="t" o:hr="t" fillcolor="#a0a0a0" stroked="f"/>
         </w:pict>
       </w:r>
     </w:p>
@@ -2214,7 +2210,7 @@
           <w:noProof/>
         </w:rPr>
         <w:drawing>
-          <wp:inline distT="0" distB="0" distL="0" distR="0" wp14:anchorId="505507B5" wp14:editId="730C5A96">
+          <wp:inline distT="0" distB="0" distL="0" distR="0" wp14:anchorId="03E8E093" wp14:editId="17FC0E4B">
             <wp:extent cx="5943600" cy="608965"/>
             <wp:effectExtent l="0" t="0" r="0" b="635"/>
             <wp:docPr id="1496955654" name="Picture 9"/>
@@ -2286,8 +2282,8 @@
         <w:rPr>
           <w:rFonts w:ascii="Roboto Mono" w:hAnsi="Roboto Mono"/>
         </w:rPr>
-        <w:pict w14:anchorId="034A9792">
-          <v:rect id="_x0000_i1184" style="width:0;height:1.5pt" o:hralign="center" o:hrstd="t" o:hr="t" fillcolor="#a0a0a0" stroked="f"/>
+        <w:pict w14:anchorId="7363E14F">
+          <v:rect id="_x0000_i1033" style="width:0;height:1.5pt" o:hralign="center" o:hrstd="t" o:hr="t" fillcolor="#a0a0a0" stroked="f"/>
         </w:pict>
       </w:r>
     </w:p>
@@ -2380,7 +2376,7 @@
           <w:noProof/>
         </w:rPr>
         <w:drawing>
-          <wp:inline distT="0" distB="0" distL="0" distR="0" wp14:anchorId="165A9023" wp14:editId="6C80367E">
+          <wp:inline distT="0" distB="0" distL="0" distR="0" wp14:anchorId="3BBD1123" wp14:editId="5F4746E7">
             <wp:extent cx="5943600" cy="613410"/>
             <wp:effectExtent l="0" t="0" r="0" b="0"/>
             <wp:docPr id="820737790" name="Picture 10"/>
@@ -2452,8 +2448,8 @@
         <w:rPr>
           <w:rFonts w:ascii="Roboto Mono" w:hAnsi="Roboto Mono"/>
         </w:rPr>
-        <w:pict w14:anchorId="5FA568FF">
-          <v:rect id="_x0000_i1185" style="width:0;height:1.5pt" o:hralign="center" o:hrstd="t" o:hr="t" fillcolor="#a0a0a0" stroked="f"/>
+        <w:pict w14:anchorId="59C78584">
+          <v:rect id="_x0000_i1034" style="width:0;height:1.5pt" o:hralign="center" o:hrstd="t" o:hr="t" fillcolor="#a0a0a0" stroked="f"/>
         </w:pict>
       </w:r>
     </w:p>
@@ -2546,7 +2542,7 @@
           <w:noProof/>
         </w:rPr>
         <w:drawing>
-          <wp:inline distT="0" distB="0" distL="0" distR="0" wp14:anchorId="775A031C" wp14:editId="3617B4A4">
+          <wp:inline distT="0" distB="0" distL="0" distR="0" wp14:anchorId="4C77E7EE" wp14:editId="2F097166">
             <wp:extent cx="5943600" cy="599440"/>
             <wp:effectExtent l="0" t="0" r="0" b="0"/>
             <wp:docPr id="1325459639" name="Picture 11"/>
@@ -2618,9 +2614,8 @@
         <w:rPr>
           <w:rFonts w:ascii="Roboto Mono" w:hAnsi="Roboto Mono"/>
         </w:rPr>
-        <w:lastRenderedPageBreak/>
-        <w:pict w14:anchorId="67B9D7E0">
-          <v:rect id="_x0000_i1186" style="width:0;height:1.5pt" o:hralign="center" o:hrstd="t" o:hr="t" fillcolor="#a0a0a0" stroked="f"/>
+        <w:pict w14:anchorId="5659EF7F">
+          <v:rect id="_x0000_i1035" style="width:0;height:1.5pt" o:hralign="center" o:hrstd="t" o:hr="t" fillcolor="#a0a0a0" stroked="f"/>
         </w:pict>
       </w:r>
     </w:p>
@@ -2710,7 +2705,7 @@
           <w:noProof/>
         </w:rPr>
         <w:drawing>
-          <wp:inline distT="0" distB="0" distL="0" distR="0" wp14:anchorId="4E59F631" wp14:editId="2DFCA0BD">
+          <wp:inline distT="0" distB="0" distL="0" distR="0" wp14:anchorId="18502B07" wp14:editId="568F5E45">
             <wp:extent cx="5943600" cy="1563370"/>
             <wp:effectExtent l="0" t="0" r="0" b="0"/>
             <wp:docPr id="678545916" name="Picture 12"/>
@@ -3020,8 +3015,8 @@
         <w:rPr>
           <w:rFonts w:ascii="Roboto Mono" w:hAnsi="Roboto Mono"/>
         </w:rPr>
-        <w:pict w14:anchorId="5F9BAA07">
-          <v:rect id="_x0000_i1187" style="width:0;height:1.5pt" o:hralign="center" o:hrstd="t" o:hr="t" fillcolor="#a0a0a0" stroked="f"/>
+        <w:pict w14:anchorId="5345AD1B">
+          <v:rect id="_x0000_i1036" style="width:0;height:1.5pt" o:hralign="center" o:hrstd="t" o:hr="t" fillcolor="#a0a0a0" stroked="f"/>
         </w:pict>
       </w:r>
     </w:p>
@@ -3122,7 +3117,7 @@
           <w:noProof/>
         </w:rPr>
         <w:drawing>
-          <wp:inline distT="0" distB="0" distL="0" distR="0" wp14:anchorId="0A67683F" wp14:editId="1AA50DB1">
+          <wp:inline distT="0" distB="0" distL="0" distR="0" wp14:anchorId="552055C8" wp14:editId="5487B5E4">
             <wp:extent cx="5943600" cy="508635"/>
             <wp:effectExtent l="0" t="0" r="0" b="5715"/>
             <wp:docPr id="273647773" name="Picture 13"/>
@@ -3207,8 +3202,8 @@
         <w:rPr>
           <w:rFonts w:ascii="Roboto Mono" w:hAnsi="Roboto Mono"/>
         </w:rPr>
-        <w:pict w14:anchorId="71D6BFD5">
-          <v:rect id="_x0000_i1188" style="width:0;height:1.5pt" o:hralign="center" o:hrstd="t" o:hr="t" fillcolor="#a0a0a0" stroked="f"/>
+        <w:pict w14:anchorId="330EDA13">
+          <v:rect id="_x0000_i1037" style="width:0;height:1.5pt" o:hralign="center" o:hrstd="t" o:hr="t" fillcolor="#a0a0a0" stroked="f"/>
         </w:pict>
       </w:r>
     </w:p>
@@ -3220,7 +3215,6 @@
         <w:rPr>
           <w:rFonts w:ascii="Segoe UI Emoji" w:hAnsi="Segoe UI Emoji" w:cs="Segoe UI Emoji"/>
         </w:rPr>
-        <w:lastRenderedPageBreak/>
         <w:t>📚</w:t>
       </w:r>
       <w:r>
@@ -3299,7 +3293,7 @@
           <w:noProof/>
         </w:rPr>
         <w:drawing>
-          <wp:inline distT="0" distB="0" distL="0" distR="0" wp14:anchorId="7D4EBB5A" wp14:editId="0E58509B">
+          <wp:inline distT="0" distB="0" distL="0" distR="0" wp14:anchorId="7559DCAB" wp14:editId="13737B18">
             <wp:extent cx="5943600" cy="1407795"/>
             <wp:effectExtent l="0" t="0" r="0" b="1905"/>
             <wp:docPr id="1870148727" name="Picture 14"/>
@@ -3450,8 +3444,8 @@
         <w:rPr>
           <w:rFonts w:ascii="Roboto Mono" w:hAnsi="Roboto Mono"/>
         </w:rPr>
-        <w:pict w14:anchorId="568A40CB">
-          <v:rect id="_x0000_i1189" style="width:0;height:1.5pt" o:hralign="center" o:hrstd="t" o:hr="t" fillcolor="#a0a0a0" stroked="f"/>
+        <w:pict w14:anchorId="5BD0C8A4">
+          <v:rect id="_x0000_i1038" style="width:0;height:1.5pt" o:hralign="center" o:hrstd="t" o:hr="t" fillcolor="#a0a0a0" stroked="f"/>
         </w:pict>
       </w:r>
     </w:p>
@@ -3541,7 +3535,7 @@
           <w:noProof/>
         </w:rPr>
         <w:drawing>
-          <wp:inline distT="0" distB="0" distL="0" distR="0" wp14:anchorId="715A28A5" wp14:editId="0CDBE9DE">
+          <wp:inline distT="0" distB="0" distL="0" distR="0" wp14:anchorId="5045FBA5" wp14:editId="27D3BE10">
             <wp:extent cx="5943600" cy="1909445"/>
             <wp:effectExtent l="0" t="0" r="0" b="0"/>
             <wp:docPr id="627529448" name="Picture 15"/>
@@ -3600,7 +3594,6 @@
         <w:rPr>
           <w:rFonts w:ascii="Roboto Mono" w:hAnsi="Roboto Mono"/>
         </w:rPr>
-        <w:lastRenderedPageBreak/>
         <w:t>Monday</w:t>
       </w:r>
     </w:p>
@@ -3726,8 +3719,8 @@
         <w:rPr>
           <w:rFonts w:ascii="Roboto Mono" w:hAnsi="Roboto Mono"/>
         </w:rPr>
-        <w:pict w14:anchorId="10E493AD">
-          <v:rect id="_x0000_i1190" style="width:0;height:1.5pt" o:hralign="center" o:hrstd="t" o:hr="t" fillcolor="#a0a0a0" stroked="f"/>
+        <w:pict w14:anchorId="73AE2F31">
+          <v:rect id="_x0000_i1039" style="width:0;height:1.5pt" o:hralign="center" o:hrstd="t" o:hr="t" fillcolor="#a0a0a0" stroked="f"/>
         </w:pict>
       </w:r>
     </w:p>
@@ -3825,7 +3818,7 @@
           <w:noProof/>
         </w:rPr>
         <w:drawing>
-          <wp:inline distT="0" distB="0" distL="0" distR="0" wp14:anchorId="5C9CEAE0" wp14:editId="12F841A3">
+          <wp:inline distT="0" distB="0" distL="0" distR="0" wp14:anchorId="012F2C7B" wp14:editId="09CA14CC">
             <wp:extent cx="5943600" cy="620395"/>
             <wp:effectExtent l="0" t="0" r="0" b="8255"/>
             <wp:docPr id="1144699824" name="Picture 16"/>
@@ -3897,8 +3890,8 @@
         <w:rPr>
           <w:rFonts w:ascii="Roboto Mono" w:hAnsi="Roboto Mono"/>
         </w:rPr>
-        <w:pict w14:anchorId="2C0204DA">
-          <v:rect id="_x0000_i1191" style="width:0;height:1.5pt" o:hralign="center" o:hrstd="t" o:hr="t" fillcolor="#a0a0a0" stroked="f"/>
+        <w:pict w14:anchorId="7C554F0D">
+          <v:rect id="_x0000_i1040" style="width:0;height:1.5pt" o:hralign="center" o:hrstd="t" o:hr="t" fillcolor="#a0a0a0" stroked="f"/>
         </w:pict>
       </w:r>
     </w:p>
@@ -3982,7 +3975,7 @@
           <w:noProof/>
         </w:rPr>
         <w:drawing>
-          <wp:inline distT="0" distB="0" distL="0" distR="0" wp14:anchorId="48B9D062" wp14:editId="7A391790">
+          <wp:inline distT="0" distB="0" distL="0" distR="0" wp14:anchorId="288C8CBC" wp14:editId="32FFD73C">
             <wp:extent cx="5943600" cy="767715"/>
             <wp:effectExtent l="0" t="0" r="0" b="0"/>
             <wp:docPr id="323954970" name="Picture 17"/>
@@ -4041,7 +4034,6 @@
         <w:rPr>
           <w:rFonts w:ascii="Roboto Mono" w:hAnsi="Roboto Mono"/>
         </w:rPr>
-        <w:lastRenderedPageBreak/>
         <w:t>BACKUP DATABASE CompanyDB</w:t>
       </w:r>
     </w:p>
@@ -4068,8 +4060,8 @@
         <w:rPr>
           <w:rFonts w:ascii="Roboto Mono" w:hAnsi="Roboto Mono"/>
         </w:rPr>
-        <w:pict w14:anchorId="6480F117">
-          <v:rect id="_x0000_i1192" style="width:0;height:1.5pt" o:hralign="center" o:hrstd="t" o:hr="t" fillcolor="#a0a0a0" stroked="f"/>
+        <w:pict w14:anchorId="6FC6A76C">
+          <v:rect id="_x0000_i1041" style="width:0;height:1.5pt" o:hralign="center" o:hrstd="t" o:hr="t" fillcolor="#a0a0a0" stroked="f"/>
         </w:pict>
       </w:r>
     </w:p>
@@ -4153,7 +4145,7 @@
           <w:noProof/>
         </w:rPr>
         <w:drawing>
-          <wp:inline distT="0" distB="0" distL="0" distR="0" wp14:anchorId="5244EA20" wp14:editId="317B90BC">
+          <wp:inline distT="0" distB="0" distL="0" distR="0" wp14:anchorId="1BF0ED35" wp14:editId="04C8C244">
             <wp:extent cx="5943600" cy="763905"/>
             <wp:effectExtent l="0" t="0" r="0" b="0"/>
             <wp:docPr id="1104440479" name="Picture 18"/>
@@ -4314,7 +4306,7 @@
           <w:noProof/>
         </w:rPr>
         <w:drawing>
-          <wp:inline distT="0" distB="0" distL="0" distR="0" wp14:anchorId="2C9A2E9F" wp14:editId="19EB396F">
+          <wp:inline distT="0" distB="0" distL="0" distR="0" wp14:anchorId="24D168C8" wp14:editId="10AD9A16">
             <wp:extent cx="5943600" cy="890270"/>
             <wp:effectExtent l="0" t="0" r="0" b="5080"/>
             <wp:docPr id="2119995032" name="Picture 19"/>
@@ -4534,8 +4526,8 @@
         <w:rPr>
           <w:rFonts w:ascii="Roboto Mono" w:hAnsi="Roboto Mono"/>
         </w:rPr>
-        <w:pict w14:anchorId="4882E188">
-          <v:rect id="_x0000_i1194" style="width:0;height:1.5pt" o:hralign="center" o:hrstd="t" o:hr="t" fillcolor="#a0a0a0" stroked="f"/>
+        <w:pict w14:anchorId="3311C442">
+          <v:rect id="_x0000_i1042" style="width:0;height:1.5pt" o:hralign="center" o:hrstd="t" o:hr="t" fillcolor="#a0a0a0" stroked="f"/>
         </w:pict>
       </w:r>
     </w:p>
@@ -4674,7 +4666,6 @@
         <w:rPr>
           <w:rFonts w:ascii="Roboto Mono" w:hAnsi="Roboto Mono"/>
         </w:rPr>
-        <w:lastRenderedPageBreak/>
         <w:t>Schedule automatic backups for production systems.</w:t>
       </w:r>
     </w:p>
@@ -4722,8 +4713,8 @@
         <w:rPr>
           <w:rFonts w:ascii="Roboto Mono" w:hAnsi="Roboto Mono"/>
         </w:rPr>
-        <w:pict w14:anchorId="6012EB48">
-          <v:rect id="_x0000_i1195" style="width:0;height:1.5pt" o:hralign="center" o:hrstd="t" o:hr="t" fillcolor="#a0a0a0" stroked="f"/>
+        <w:pict w14:anchorId="4BA2F2B7">
+          <v:rect id="_x0000_i1043" style="width:0;height:1.5pt" o:hralign="center" o:hrstd="t" o:hr="t" fillcolor="#a0a0a0" stroked="f"/>
         </w:pict>
       </w:r>
     </w:p>
@@ -4813,7 +4804,7 @@
           <w:noProof/>
         </w:rPr>
         <w:drawing>
-          <wp:inline distT="0" distB="0" distL="0" distR="0" wp14:anchorId="51741C30" wp14:editId="4BCFAE85">
+          <wp:inline distT="0" distB="0" distL="0" distR="0" wp14:anchorId="6EFCFC84" wp14:editId="7A705730">
             <wp:extent cx="5943600" cy="1532255"/>
             <wp:effectExtent l="0" t="0" r="0" b="0"/>
             <wp:docPr id="1019747715" name="Picture 20"/>
@@ -5123,8 +5114,8 @@
         <w:rPr>
           <w:rFonts w:ascii="Roboto Mono" w:hAnsi="Roboto Mono"/>
         </w:rPr>
-        <w:pict w14:anchorId="50D910EE">
-          <v:rect id="_x0000_i1196" style="width:0;height:1.5pt" o:hralign="center" o:hrstd="t" o:hr="t" fillcolor="#a0a0a0" stroked="f"/>
+        <w:pict w14:anchorId="45462F0C">
+          <v:rect id="_x0000_i1044" style="width:0;height:1.5pt" o:hralign="center" o:hrstd="t" o:hr="t" fillcolor="#a0a0a0" stroked="f"/>
         </w:pict>
       </w:r>
     </w:p>
@@ -5213,9 +5204,8 @@
         <w:rPr>
           <w:noProof/>
         </w:rPr>
-        <w:lastRenderedPageBreak/>
         <w:drawing>
-          <wp:inline distT="0" distB="0" distL="0" distR="0" wp14:anchorId="705F26E4" wp14:editId="55C9E77D">
+          <wp:inline distT="0" distB="0" distL="0" distR="0" wp14:anchorId="42CDBF01" wp14:editId="6A2558DC">
             <wp:extent cx="5943600" cy="1862455"/>
             <wp:effectExtent l="0" t="0" r="0" b="4445"/>
             <wp:docPr id="1914619078" name="Picture 21"/>
@@ -5453,8 +5443,8 @@
         <w:rPr>
           <w:rFonts w:ascii="Roboto Mono" w:hAnsi="Roboto Mono"/>
         </w:rPr>
-        <w:pict w14:anchorId="326B6A41">
-          <v:rect id="_x0000_i1197" style="width:0;height:1.5pt" o:hralign="center" o:hrstd="t" o:hr="t" fillcolor="#a0a0a0" stroked="f"/>
+        <w:pict w14:anchorId="3087ADA9">
+          <v:rect id="_x0000_i1045" style="width:0;height:1.5pt" o:hralign="center" o:hrstd="t" o:hr="t" fillcolor="#a0a0a0" stroked="f"/>
         </w:pict>
       </w:r>
     </w:p>
@@ -5554,9 +5544,8 @@
         <w:rPr>
           <w:noProof/>
         </w:rPr>
-        <w:lastRenderedPageBreak/>
         <w:drawing>
-          <wp:inline distT="0" distB="0" distL="0" distR="0" wp14:anchorId="31DF3EB4" wp14:editId="30135B5C">
+          <wp:inline distT="0" distB="0" distL="0" distR="0" wp14:anchorId="35CEE569" wp14:editId="5D43BFCA">
             <wp:extent cx="5943600" cy="1270635"/>
             <wp:effectExtent l="0" t="0" r="0" b="5715"/>
             <wp:docPr id="381873709" name="Picture 22"/>
@@ -5757,8 +5746,8 @@
         <w:rPr>
           <w:rFonts w:ascii="Roboto Mono" w:hAnsi="Roboto Mono"/>
         </w:rPr>
-        <w:pict w14:anchorId="4660C84C">
-          <v:rect id="_x0000_i1199" style="width:0;height:1.5pt" o:hralign="center" o:hrstd="t" o:hr="t" fillcolor="#a0a0a0" stroked="f"/>
+        <w:pict w14:anchorId="601DFF1D">
+          <v:rect id="_x0000_i1046" style="width:0;height:1.5pt" o:hralign="center" o:hrstd="t" o:hr="t" fillcolor="#a0a0a0" stroked="f"/>
         </w:pict>
       </w:r>
     </w:p>
@@ -5869,6 +5858,7 @@
         </w:rPr>
       </w:pPr>
     </w:p>
+    <w:p/>
     <w:sectPr>
       <w:pgSz w:w="12240" w:h="15840"/>
       <w:pgMar w:top="1440" w:right="1440" w:bottom="1440" w:left="1440" w:header="720" w:footer="720" w:gutter="0"/>
@@ -6748,7 +6738,7 @@
     <w:link w:val="Heading1Char"/>
     <w:uiPriority w:val="9"/>
     <w:qFormat/>
-    <w:rsid w:val="009D4781"/>
+    <w:rsid w:val="009D376F"/>
     <w:pPr>
       <w:keepNext/>
       <w:keepLines/>
@@ -6770,7 +6760,7 @@
     <w:uiPriority w:val="9"/>
     <w:unhideWhenUsed/>
     <w:qFormat/>
-    <w:rsid w:val="009D4781"/>
+    <w:rsid w:val="009D376F"/>
     <w:pPr>
       <w:keepNext/>
       <w:keepLines/>
@@ -6792,7 +6782,7 @@
     <w:uiPriority w:val="9"/>
     <w:unhideWhenUsed/>
     <w:qFormat/>
-    <w:rsid w:val="009D4781"/>
+    <w:rsid w:val="009D376F"/>
     <w:pPr>
       <w:keepNext/>
       <w:keepLines/>
@@ -6812,9 +6802,10 @@
     <w:next w:val="Normal"/>
     <w:link w:val="Heading4Char"/>
     <w:uiPriority w:val="9"/>
+    <w:semiHidden/>
     <w:unhideWhenUsed/>
     <w:qFormat/>
-    <w:rsid w:val="009D4781"/>
+    <w:rsid w:val="009D376F"/>
     <w:pPr>
       <w:keepNext/>
       <w:keepLines/>
@@ -6837,7 +6828,7 @@
     <w:semiHidden/>
     <w:unhideWhenUsed/>
     <w:qFormat/>
-    <w:rsid w:val="009D4781"/>
+    <w:rsid w:val="009D376F"/>
     <w:pPr>
       <w:keepNext/>
       <w:keepLines/>
@@ -6858,7 +6849,7 @@
     <w:semiHidden/>
     <w:unhideWhenUsed/>
     <w:qFormat/>
-    <w:rsid w:val="009D4781"/>
+    <w:rsid w:val="009D376F"/>
     <w:pPr>
       <w:keepNext/>
       <w:keepLines/>
@@ -6881,7 +6872,7 @@
     <w:semiHidden/>
     <w:unhideWhenUsed/>
     <w:qFormat/>
-    <w:rsid w:val="009D4781"/>
+    <w:rsid w:val="009D376F"/>
     <w:pPr>
       <w:keepNext/>
       <w:keepLines/>
@@ -6902,7 +6893,7 @@
     <w:semiHidden/>
     <w:unhideWhenUsed/>
     <w:qFormat/>
-    <w:rsid w:val="009D4781"/>
+    <w:rsid w:val="009D376F"/>
     <w:pPr>
       <w:keepNext/>
       <w:keepLines/>
@@ -6925,7 +6916,7 @@
     <w:semiHidden/>
     <w:unhideWhenUsed/>
     <w:qFormat/>
-    <w:rsid w:val="009D4781"/>
+    <w:rsid w:val="009D376F"/>
     <w:pPr>
       <w:keepNext/>
       <w:keepLines/>
@@ -6940,6 +6931,7 @@
   <w:style w:type="character" w:default="1" w:styleId="DefaultParagraphFont">
     <w:name w:val="Default Paragraph Font"/>
     <w:uiPriority w:val="1"/>
+    <w:semiHidden/>
     <w:unhideWhenUsed/>
   </w:style>
   <w:style w:type="table" w:default="1" w:styleId="TableNormal">
@@ -6968,7 +6960,7 @@
     <w:basedOn w:val="DefaultParagraphFont"/>
     <w:link w:val="Heading1"/>
     <w:uiPriority w:val="9"/>
-    <w:rsid w:val="009D4781"/>
+    <w:rsid w:val="009D376F"/>
     <w:rPr>
       <w:rFonts w:asciiTheme="majorHAnsi" w:eastAsiaTheme="majorEastAsia" w:hAnsiTheme="majorHAnsi" w:cstheme="majorBidi"/>
       <w:color w:val="2F5496" w:themeColor="accent1" w:themeShade="BF"/>
@@ -6981,7 +6973,7 @@
     <w:basedOn w:val="DefaultParagraphFont"/>
     <w:link w:val="Heading2"/>
     <w:uiPriority w:val="9"/>
-    <w:rsid w:val="009D4781"/>
+    <w:rsid w:val="009D376F"/>
     <w:rPr>
       <w:rFonts w:asciiTheme="majorHAnsi" w:eastAsiaTheme="majorEastAsia" w:hAnsiTheme="majorHAnsi" w:cstheme="majorBidi"/>
       <w:color w:val="2F5496" w:themeColor="accent1" w:themeShade="BF"/>
@@ -6994,7 +6986,7 @@
     <w:basedOn w:val="DefaultParagraphFont"/>
     <w:link w:val="Heading3"/>
     <w:uiPriority w:val="9"/>
-    <w:rsid w:val="009D4781"/>
+    <w:rsid w:val="009D376F"/>
     <w:rPr>
       <w:rFonts w:eastAsiaTheme="majorEastAsia" w:cstheme="majorBidi"/>
       <w:color w:val="2F5496" w:themeColor="accent1" w:themeShade="BF"/>
@@ -7007,7 +6999,8 @@
     <w:basedOn w:val="DefaultParagraphFont"/>
     <w:link w:val="Heading4"/>
     <w:uiPriority w:val="9"/>
-    <w:rsid w:val="009D4781"/>
+    <w:semiHidden/>
+    <w:rsid w:val="009D376F"/>
     <w:rPr>
       <w:rFonts w:eastAsiaTheme="majorEastAsia" w:cstheme="majorBidi"/>
       <w:i/>
@@ -7021,7 +7014,7 @@
     <w:link w:val="Heading5"/>
     <w:uiPriority w:val="9"/>
     <w:semiHidden/>
-    <w:rsid w:val="009D4781"/>
+    <w:rsid w:val="009D376F"/>
     <w:rPr>
       <w:rFonts w:eastAsiaTheme="majorEastAsia" w:cstheme="majorBidi"/>
       <w:color w:val="2F5496" w:themeColor="accent1" w:themeShade="BF"/>
@@ -7033,7 +7026,7 @@
     <w:link w:val="Heading6"/>
     <w:uiPriority w:val="9"/>
     <w:semiHidden/>
-    <w:rsid w:val="009D4781"/>
+    <w:rsid w:val="009D376F"/>
     <w:rPr>
       <w:rFonts w:eastAsiaTheme="majorEastAsia" w:cstheme="majorBidi"/>
       <w:i/>
@@ -7047,7 +7040,7 @@
     <w:link w:val="Heading7"/>
     <w:uiPriority w:val="9"/>
     <w:semiHidden/>
-    <w:rsid w:val="009D4781"/>
+    <w:rsid w:val="009D376F"/>
     <w:rPr>
       <w:rFonts w:eastAsiaTheme="majorEastAsia" w:cstheme="majorBidi"/>
       <w:color w:val="595959" w:themeColor="text1" w:themeTint="A6"/>
@@ -7059,7 +7052,7 @@
     <w:link w:val="Heading8"/>
     <w:uiPriority w:val="9"/>
     <w:semiHidden/>
-    <w:rsid w:val="009D4781"/>
+    <w:rsid w:val="009D376F"/>
     <w:rPr>
       <w:rFonts w:eastAsiaTheme="majorEastAsia" w:cstheme="majorBidi"/>
       <w:i/>
@@ -7073,7 +7066,7 @@
     <w:link w:val="Heading9"/>
     <w:uiPriority w:val="9"/>
     <w:semiHidden/>
-    <w:rsid w:val="009D4781"/>
+    <w:rsid w:val="009D376F"/>
     <w:rPr>
       <w:rFonts w:eastAsiaTheme="majorEastAsia" w:cstheme="majorBidi"/>
       <w:color w:val="272727" w:themeColor="text1" w:themeTint="D8"/>
@@ -7086,7 +7079,7 @@
     <w:link w:val="TitleChar"/>
     <w:uiPriority w:val="10"/>
     <w:qFormat/>
-    <w:rsid w:val="009D4781"/>
+    <w:rsid w:val="009D376F"/>
     <w:pPr>
       <w:spacing w:after="80" w:line="240" w:lineRule="auto"/>
       <w:contextualSpacing/>
@@ -7104,7 +7097,7 @@
     <w:basedOn w:val="DefaultParagraphFont"/>
     <w:link w:val="Title"/>
     <w:uiPriority w:val="10"/>
-    <w:rsid w:val="009D4781"/>
+    <w:rsid w:val="009D376F"/>
     <w:rPr>
       <w:rFonts w:asciiTheme="majorHAnsi" w:eastAsiaTheme="majorEastAsia" w:hAnsiTheme="majorHAnsi" w:cstheme="majorBidi"/>
       <w:spacing w:val="-10"/>
@@ -7120,7 +7113,7 @@
     <w:link w:val="SubtitleChar"/>
     <w:uiPriority w:val="11"/>
     <w:qFormat/>
-    <w:rsid w:val="009D4781"/>
+    <w:rsid w:val="009D376F"/>
     <w:pPr>
       <w:numPr>
         <w:ilvl w:val="1"/>
@@ -7139,7 +7132,7 @@
     <w:basedOn w:val="DefaultParagraphFont"/>
     <w:link w:val="Subtitle"/>
     <w:uiPriority w:val="11"/>
-    <w:rsid w:val="009D4781"/>
+    <w:rsid w:val="009D376F"/>
     <w:rPr>
       <w:rFonts w:eastAsiaTheme="majorEastAsia" w:cstheme="majorBidi"/>
       <w:color w:val="595959" w:themeColor="text1" w:themeTint="A6"/>
@@ -7155,7 +7148,7 @@
     <w:link w:val="QuoteChar"/>
     <w:uiPriority w:val="29"/>
     <w:qFormat/>
-    <w:rsid w:val="009D4781"/>
+    <w:rsid w:val="009D376F"/>
     <w:pPr>
       <w:spacing w:before="160"/>
       <w:jc w:val="center"/>
@@ -7171,7 +7164,7 @@
     <w:basedOn w:val="DefaultParagraphFont"/>
     <w:link w:val="Quote"/>
     <w:uiPriority w:val="29"/>
-    <w:rsid w:val="009D4781"/>
+    <w:rsid w:val="009D376F"/>
     <w:rPr>
       <w:i/>
       <w:iCs/>
@@ -7183,7 +7176,7 @@
     <w:basedOn w:val="Normal"/>
     <w:uiPriority w:val="34"/>
     <w:qFormat/>
-    <w:rsid w:val="009D4781"/>
+    <w:rsid w:val="009D376F"/>
     <w:pPr>
       <w:ind w:left="720"/>
       <w:contextualSpacing/>
@@ -7194,7 +7187,7 @@
     <w:basedOn w:val="DefaultParagraphFont"/>
     <w:uiPriority w:val="21"/>
     <w:qFormat/>
-    <w:rsid w:val="009D4781"/>
+    <w:rsid w:val="009D376F"/>
     <w:rPr>
       <w:i/>
       <w:iCs/>
@@ -7208,7 +7201,7 @@
     <w:link w:val="IntenseQuoteChar"/>
     <w:uiPriority w:val="30"/>
     <w:qFormat/>
-    <w:rsid w:val="009D4781"/>
+    <w:rsid w:val="009D376F"/>
     <w:pPr>
       <w:pBdr>
         <w:top w:val="single" w:sz="4" w:space="10" w:color="2F5496" w:themeColor="accent1" w:themeShade="BF"/>
@@ -7229,7 +7222,7 @@
     <w:basedOn w:val="DefaultParagraphFont"/>
     <w:link w:val="IntenseQuote"/>
     <w:uiPriority w:val="30"/>
-    <w:rsid w:val="009D4781"/>
+    <w:rsid w:val="009D376F"/>
     <w:rPr>
       <w:i/>
       <w:iCs/>
@@ -7241,7 +7234,7 @@
     <w:basedOn w:val="DefaultParagraphFont"/>
     <w:uiPriority w:val="32"/>
     <w:qFormat/>
-    <w:rsid w:val="009D4781"/>
+    <w:rsid w:val="009D376F"/>
     <w:rPr>
       <w:b/>
       <w:bCs/>
